--- a/Documents/Original/FlexChroma_Brim_Information_Guide_EN.docx
+++ b/Documents/Original/FlexChroma_Brim_Information_Guide_EN.docx
@@ -504,7 +504,7 @@
     <w:p>
       <w:pPr>
         <w:rPr>
-          <w:rFonts w:ascii="Meiryo UI" w:eastAsia="Meiryo UI" w:hAnsi="Meiryo UI"/>
+          <w:rFonts w:ascii="Meiryo UI" w:eastAsia="Meiryo UI" w:hAnsi="Meiryo UI" w:hint="eastAsia"/>
         </w:rPr>
       </w:pPr>
       <w:r>
@@ -537,13 +537,13 @@
           <w:noProof/>
         </w:rPr>
         <w:drawing>
-          <wp:inline distT="0" distB="0" distL="0" distR="0" wp14:anchorId="2AFA832E" wp14:editId="67873BFF">
-            <wp:extent cx="6071152" cy="1960080"/>
-            <wp:effectExtent l="0" t="0" r="6350" b="2540"/>
-            <wp:docPr id="8" name="図 7">
+          <wp:inline distT="0" distB="0" distL="0" distR="0" wp14:anchorId="6F4F3511" wp14:editId="4CB3BF84">
+            <wp:extent cx="5577840" cy="2385060"/>
+            <wp:effectExtent l="0" t="0" r="3810" b="0"/>
+            <wp:docPr id="11" name="図 10">
               <a:extLst xmlns:a="http://schemas.openxmlformats.org/drawingml/2006/main">
                 <a:ext uri="{FF2B5EF4-FFF2-40B4-BE49-F238E27FC236}">
-                  <a16:creationId xmlns:a16="http://schemas.microsoft.com/office/drawing/2014/main" id="{4C36B060-5C36-65C0-E9CF-A07F8ECDC1D9}"/>
+                  <a16:creationId xmlns:a16="http://schemas.microsoft.com/office/drawing/2014/main" id="{7CF76441-99BD-46DE-175B-B68D00C7127D}"/>
                 </a:ext>
               </a:extLst>
             </wp:docPr>
@@ -554,10 +554,10 @@
               <a:graphicData uri="http://schemas.openxmlformats.org/drawingml/2006/picture">
                 <pic:pic xmlns:pic="http://schemas.openxmlformats.org/drawingml/2006/picture">
                   <pic:nvPicPr>
-                    <pic:cNvPr id="8" name="図 7">
+                    <pic:cNvPr id="11" name="図 10">
                       <a:extLst>
                         <a:ext uri="{FF2B5EF4-FFF2-40B4-BE49-F238E27FC236}">
-                          <a16:creationId xmlns:a16="http://schemas.microsoft.com/office/drawing/2014/main" id="{4C36B060-5C36-65C0-E9CF-A07F8ECDC1D9}"/>
+                          <a16:creationId xmlns:a16="http://schemas.microsoft.com/office/drawing/2014/main" id="{7CF76441-99BD-46DE-175B-B68D00C7127D}"/>
                         </a:ext>
                       </a:extLst>
                     </pic:cNvPr>
@@ -581,7 +581,7 @@
                   <pic:spPr bwMode="auto">
                     <a:xfrm>
                       <a:off x="0" y="0"/>
-                      <a:ext cx="6071152" cy="1960080"/>
+                      <a:ext cx="5577840" cy="2385060"/>
                     </a:xfrm>
                     <a:prstGeom prst="rect">
                       <a:avLst/>
@@ -606,13 +606,6 @@
     </w:p>
     <w:p>
       <w:pPr>
-        <w:rPr>
-          <w:rFonts w:ascii="Meiryo UI" w:eastAsia="Meiryo UI" w:hAnsi="Meiryo UI"/>
-        </w:rPr>
-      </w:pPr>
-    </w:p>
-    <w:p>
-      <w:pPr>
         <w:pStyle w:val="1"/>
         <w:rPr>
           <w:rFonts w:ascii="Meiryo UI" w:eastAsia="Meiryo UI" w:hAnsi="Meiryo UI"/>
@@ -696,6 +689,13 @@
           <w:rFonts w:ascii="Meiryo UI" w:eastAsia="Meiryo UI" w:hAnsi="Meiryo UI"/>
         </w:rPr>
       </w:pPr>
+    </w:p>
+    <w:p>
+      <w:pPr>
+        <w:rPr>
+          <w:rFonts w:ascii="Meiryo UI" w:eastAsia="Meiryo UI" w:hAnsi="Meiryo UI"/>
+        </w:rPr>
+      </w:pPr>
       <w:r>
         <w:rPr>
           <w:rFonts w:ascii="Meiryo UI" w:eastAsia="Meiryo UI" w:hAnsi="Meiryo UI" w:hint="eastAsia"/>
@@ -706,7 +706,7 @@
     <w:p>
       <w:pPr>
         <w:rPr>
-          <w:rFonts w:ascii="Meiryo UI" w:eastAsia="Meiryo UI" w:hAnsi="Meiryo UI"/>
+          <w:rFonts w:ascii="Meiryo UI" w:eastAsia="Meiryo UI" w:hAnsi="Meiryo UI" w:hint="eastAsia"/>
         </w:rPr>
       </w:pPr>
       <w:r>
@@ -716,25 +716,19 @@
         <mc:AlternateContent>
           <mc:Choice Requires="wpg">
             <w:drawing>
-              <wp:anchor distT="0" distB="0" distL="114300" distR="114300" simplePos="0" relativeHeight="251663360" behindDoc="0" locked="0" layoutInCell="1" allowOverlap="1" wp14:anchorId="2242355D" wp14:editId="4E98CD00">
+              <wp:anchor distT="0" distB="0" distL="114300" distR="114300" simplePos="0" relativeHeight="251667456" behindDoc="0" locked="0" layoutInCell="1" allowOverlap="1" wp14:anchorId="1CA43D80" wp14:editId="4EAADFA5">
                 <wp:simplePos x="0" y="0"/>
-                <wp:positionH relativeFrom="margin">
-                  <wp:align>center</wp:align>
+                <wp:positionH relativeFrom="column">
+                  <wp:posOffset>563880</wp:posOffset>
                 </wp:positionH>
                 <wp:positionV relativeFrom="paragraph">
-                  <wp:posOffset>15240</wp:posOffset>
+                  <wp:posOffset>47625</wp:posOffset>
                 </wp:positionV>
-                <wp:extent cx="5957562" cy="2522113"/>
-                <wp:effectExtent l="0" t="0" r="5715" b="0"/>
+                <wp:extent cx="5044440" cy="2887171"/>
+                <wp:effectExtent l="0" t="0" r="3810" b="8890"/>
                 <wp:wrapNone/>
-                <wp:docPr id="30" name="グループ化 29">
-                  <a:extLst xmlns:a="http://schemas.openxmlformats.org/drawingml/2006/main">
-                    <a:ext uri="{FF2B5EF4-FFF2-40B4-BE49-F238E27FC236}">
-                      <a16:creationId xmlns:a16="http://schemas.microsoft.com/office/drawing/2014/main" id="{33FEC22F-92BD-49EA-499E-213F82AE9B16}"/>
-                    </a:ext>
-                  </a:extLst>
-                </wp:docPr>
-                <wp:cNvGraphicFramePr/>
+                <wp:docPr id="1640590219" name="グループ化 9"/>
+                <wp:cNvGraphicFramePr xmlns:a="http://schemas.openxmlformats.org/drawingml/2006/main"/>
                 <a:graphic xmlns:a="http://schemas.openxmlformats.org/drawingml/2006/main">
                   <a:graphicData uri="http://schemas.microsoft.com/office/word/2010/wordprocessingGroup">
                     <wpg:wgp>
@@ -742,20 +736,14 @@
                       <wpg:grpSpPr>
                         <a:xfrm>
                           <a:off x="0" y="0"/>
-                          <a:ext cx="5957562" cy="2522113"/>
+                          <a:ext cx="5044440" cy="2887171"/>
                           <a:chOff x="0" y="0"/>
-                          <a:chExt cx="5957562" cy="2522113"/>
+                          <a:chExt cx="4739640" cy="2712720"/>
                         </a:xfrm>
                       </wpg:grpSpPr>
                       <pic:pic xmlns:pic="http://schemas.openxmlformats.org/drawingml/2006/picture">
                         <pic:nvPicPr>
-                          <pic:cNvPr id="918222491" name="図 918222491">
-                            <a:extLst>
-                              <a:ext uri="{FF2B5EF4-FFF2-40B4-BE49-F238E27FC236}">
-                                <a16:creationId xmlns:a16="http://schemas.microsoft.com/office/drawing/2014/main" id="{D1FAE7D7-86F6-4154-8A7D-243EEB4A7179}"/>
-                              </a:ext>
-                            </a:extLst>
-                          </pic:cNvPr>
+                          <pic:cNvPr id="752824132" name="図 752824132"/>
                           <pic:cNvPicPr>
                             <a:picLocks noChangeAspect="1" noChangeArrowheads="1"/>
                           </pic:cNvPicPr>
@@ -775,8 +763,8 @@
                         </pic:blipFill>
                         <pic:spPr bwMode="auto">
                           <a:xfrm>
-                            <a:off x="0" y="0"/>
-                            <a:ext cx="2934527" cy="1134777"/>
+                            <a:off x="2598420" y="0"/>
+                            <a:ext cx="2141220" cy="2712720"/>
                           </a:xfrm>
                           <a:prstGeom prst="rect">
                             <a:avLst/>
@@ -795,13 +783,7 @@
                       </pic:pic>
                       <pic:pic xmlns:pic="http://schemas.openxmlformats.org/drawingml/2006/picture">
                         <pic:nvPicPr>
-                          <pic:cNvPr id="1551707332" name="図 1551707332">
-                            <a:extLst>
-                              <a:ext uri="{FF2B5EF4-FFF2-40B4-BE49-F238E27FC236}">
-                                <a16:creationId xmlns:a16="http://schemas.microsoft.com/office/drawing/2014/main" id="{08B76548-146D-05DB-C992-DE60E62F13E0}"/>
-                              </a:ext>
-                            </a:extLst>
-                          </pic:cNvPr>
+                          <pic:cNvPr id="1820987056" name="図 1820987056"/>
                           <pic:cNvPicPr>
                             <a:picLocks noChangeAspect="1" noChangeArrowheads="1"/>
                           </pic:cNvPicPr>
@@ -821,8 +803,8 @@
                         </pic:blipFill>
                         <pic:spPr bwMode="auto">
                           <a:xfrm>
-                            <a:off x="3004611" y="2958"/>
-                            <a:ext cx="2952951" cy="2519155"/>
+                            <a:off x="0" y="0"/>
+                            <a:ext cx="2529840" cy="1112520"/>
                           </a:xfrm>
                           <a:prstGeom prst="rect">
                             <a:avLst/>
@@ -842,19 +824,24 @@
                     </wpg:wgp>
                   </a:graphicData>
                 </a:graphic>
+                <wp14:sizeRelH relativeFrom="margin">
+                  <wp14:pctWidth>0</wp14:pctWidth>
+                </wp14:sizeRelH>
+                <wp14:sizeRelV relativeFrom="margin">
+                  <wp14:pctHeight>0</wp14:pctHeight>
+                </wp14:sizeRelV>
               </wp:anchor>
             </w:drawing>
           </mc:Choice>
           <mc:Fallback>
             <w:pict>
-              <v:group w14:anchorId="271E7146" id="グループ化 29" o:spid="_x0000_s1026" style="position:absolute;margin-left:0;margin-top:1.2pt;width:469.1pt;height:198.6pt;z-index:251663360;mso-position-horizontal:center;mso-position-horizontal-relative:margin" coordsize="59575,25221" o:gfxdata="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">
-                <v:shape id="図 918222491" o:spid="_x0000_s1027" type="#_x0000_t75" style="position:absolute;width:29345;height:11347;visibility:visible;mso-wrap-style:square" o:gfxdata="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">
+              <v:group w14:anchorId="325E66BF" id="グループ化 9" o:spid="_x0000_s1026" style="position:absolute;margin-left:44.4pt;margin-top:3.75pt;width:397.2pt;height:227.35pt;z-index:251667456;mso-width-relative:margin;mso-height-relative:margin" coordsize="47396,27127" o:gfxdata="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">
+                <v:shape id="図 752824132" o:spid="_x0000_s1027" type="#_x0000_t75" style="position:absolute;left:25984;width:21412;height:27127;visibility:visible;mso-wrap-style:square" o:gfxdata="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">
                   <v:imagedata r:id="rId14" o:title=""/>
                 </v:shape>
-                <v:shape id="図 1551707332" o:spid="_x0000_s1028" type="#_x0000_t75" style="position:absolute;left:30046;top:29;width:29529;height:25192;visibility:visible;mso-wrap-style:square" o:gfxdata="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">
+                <v:shape id="図 1820987056" o:spid="_x0000_s1028" type="#_x0000_t75" style="position:absolute;width:25298;height:11125;visibility:visible;mso-wrap-style:square" o:gfxdata="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">
                   <v:imagedata r:id="rId15" o:title=""/>
                 </v:shape>
-                <w10:wrap anchorx="margin"/>
               </v:group>
             </w:pict>
           </mc:Fallback>
@@ -863,6 +850,13 @@
     </w:p>
     <w:p>
       <w:pPr>
+        <w:rPr>
+          <w:rFonts w:ascii="Meiryo UI" w:eastAsia="Meiryo UI" w:hAnsi="Meiryo UI"/>
+        </w:rPr>
+      </w:pPr>
+    </w:p>
+    <w:p>
+      <w:pPr>
         <w:spacing w:before="1600"/>
         <w:rPr>
           <w:rFonts w:ascii="Meiryo UI" w:eastAsia="Meiryo UI" w:hAnsi="Meiryo UI"/>
@@ -878,6 +872,12 @@
         </w:rPr>
         <w:t>[Outside Brim]</w:t>
       </w:r>
+      <w:r>
+        <w:rPr>
+          <w:noProof/>
+        </w:rPr>
+        <w:t xml:space="preserve"> </w:t>
+      </w:r>
     </w:p>
     <w:p>
       <w:pPr>
@@ -929,21 +929,7 @@
         <w:rPr>
           <w:rFonts w:ascii="Meiryo UI" w:eastAsia="Meiryo UI" w:hAnsi="Meiryo UI" w:hint="eastAsia"/>
         </w:rPr>
-        <w:t>(</w:t>
-      </w:r>
-      <w:proofErr w:type="gramStart"/>
-      <w:r>
-        <w:rPr>
-          <w:rFonts w:ascii="Meiryo UI" w:eastAsia="Meiryo UI" w:hAnsi="Meiryo UI" w:hint="eastAsia"/>
-        </w:rPr>
-        <w:t>indicates</w:t>
-      </w:r>
-      <w:proofErr w:type="gramEnd"/>
-      <w:r>
-        <w:rPr>
-          <w:rFonts w:ascii="Meiryo UI" w:eastAsia="Meiryo UI" w:hAnsi="Meiryo UI" w:hint="eastAsia"/>
-        </w:rPr>
-        <w:t xml:space="preserve"> a mixing ratio of 75% </w:t>
+        <w:t xml:space="preserve">(indicates a mixing ratio of 75% </w:t>
       </w:r>
     </w:p>
     <w:p>
@@ -968,54 +954,22 @@
       </w:pPr>
     </w:p>
     <w:p>
-      <w:pPr>
-        <w:pStyle w:val="1"/>
-        <w:rPr>
-          <w:rFonts w:ascii="Meiryo UI" w:eastAsia="Meiryo UI" w:hAnsi="Meiryo UI"/>
-        </w:rPr>
-      </w:pPr>
       <w:bookmarkStart w:id="2" w:name="_Toc225265767"/>
-      <w:r>
-        <w:rPr>
-          <w:rFonts w:ascii="Meiryo UI" w:eastAsia="Meiryo UI" w:hAnsi="Meiryo UI" w:hint="eastAsia"/>
-        </w:rPr>
-        <w:t>5. Gradient Filament</w:t>
-      </w:r>
-      <w:bookmarkEnd w:id="2"/>
-    </w:p>
-    <w:p>
-      <w:pPr>
-        <w:rPr>
-          <w:rFonts w:ascii="Meiryo UI" w:eastAsia="Meiryo UI" w:hAnsi="Meiryo UI"/>
-        </w:rPr>
-      </w:pPr>
-      <w:r>
-        <w:rPr>
-          <w:rFonts w:ascii="Meiryo UI" w:eastAsia="Meiryo UI" w:hAnsi="Meiryo UI" w:hint="eastAsia"/>
-        </w:rPr>
-        <w:t>Gradient Filament provides multiple color curves for different color combinations, with models available in different cycle counts. Each model also has a recommended insertion direction.</w:t>
-      </w:r>
-    </w:p>
-    <w:p>
-      <w:pPr>
-        <w:rPr>
-          <w:rFonts w:ascii="Meiryo UI" w:eastAsia="Meiryo UI" w:hAnsi="Meiryo UI"/>
-        </w:rPr>
-      </w:pPr>
-      <w:r>
-        <w:rPr>
-          <w:rFonts w:ascii="Meiryo UI" w:eastAsia="Meiryo UI" w:hAnsi="Meiryo UI" w:hint="eastAsia"/>
+    </w:p>
+    <w:p>
+      <w:pPr>
+        <w:pStyle w:val="2"/>
+        <w:rPr>
+          <w:rFonts w:ascii="IBM Plex Sans JP" w:eastAsia="IBM Plex Sans JP" w:hAnsi="IBM Plex Sans JP" w:hint="eastAsia"/>
+        </w:rPr>
+      </w:pPr>
+      <w:r>
+        <w:rPr>
+          <w:rFonts w:ascii="IBM Plex Sans JP" w:eastAsia="IBM Plex Sans JP" w:hAnsi="IBM Plex Sans JP" w:hint="eastAsia"/>
         </w:rPr>
         <w:lastRenderedPageBreak/>
-        <w:t>Because more information is required, the outside brim contains two rows of text.</w:t>
-      </w:r>
-    </w:p>
-    <w:p>
-      <w:pPr>
-        <w:rPr>
-          <w:rFonts w:ascii="Meiryo UI" w:eastAsia="Meiryo UI" w:hAnsi="Meiryo UI"/>
-        </w:rPr>
-      </w:pPr>
+        <w:t>4-1 Blend Color Checker</w:t>
+      </w:r>
     </w:p>
     <w:p>
       <w:pPr>
@@ -1044,49 +998,298 @@
         <w:rPr>
           <w:rFonts w:ascii="Meiryo UI" w:eastAsia="Meiryo UI" w:hAnsi="Meiryo UI" w:hint="eastAsia"/>
         </w:rPr>
-        <w:t>The series abbreviation “GR” is followed by “/” and the size name. On early models, the series abbreviation and “/” are omitted.</w:t>
-      </w:r>
-    </w:p>
-    <w:p>
-      <w:pPr>
-        <w:rPr>
-          <w:rFonts w:ascii="Meiryo UI" w:eastAsia="Meiryo UI" w:hAnsi="Meiryo UI"/>
-        </w:rPr>
-      </w:pPr>
-      <w:r>
-        <w:rPr>
-          <w:rFonts w:ascii="Meiryo UI" w:eastAsia="Meiryo UI" w:hAnsi="Meiryo UI" w:hint="eastAsia"/>
-        </w:rPr>
-        <w:t>The notation follows the same format as Blend Filament.</w:t>
-      </w:r>
-    </w:p>
-    <w:p>
-      <w:pPr>
-        <w:rPr>
-          <w:rFonts w:ascii="Meiryo UI" w:eastAsia="Meiryo UI" w:hAnsi="Meiryo UI"/>
-        </w:rPr>
-      </w:pPr>
-      <w:r>
-        <w:rPr>
-          <w:rFonts w:ascii="Meiryo UI" w:eastAsia="Meiryo UI" w:hAnsi="Meiryo UI" w:hint="eastAsia"/>
-        </w:rPr>
-        <w:t>Example: GR/S4b (indicates a Gradient Filament S4 Beta model)</w:t>
-      </w:r>
-    </w:p>
-    <w:p>
-      <w:pPr>
-        <w:rPr>
-          <w:rFonts w:ascii="Meiryo UI" w:eastAsia="Meiryo UI" w:hAnsi="Meiryo UI"/>
+        <w:t xml:space="preserve">The series abbreviation “BL” is followed by “/” and </w:t>
+      </w:r>
+      <w:r>
+        <w:rPr>
+          <w:rFonts w:ascii="Meiryo UI" w:eastAsia="Meiryo UI" w:hAnsi="Meiryo UI"/>
+        </w:rPr>
+        <w:t>T1 under “Tools.”</w:t>
+      </w:r>
+    </w:p>
+    <w:p>
+      <w:pPr>
+        <w:rPr>
+          <w:rFonts w:ascii="Meiryo UI" w:eastAsia="Meiryo UI" w:hAnsi="Meiryo UI"/>
+        </w:rPr>
+      </w:pPr>
+    </w:p>
+    <w:p>
+      <w:pPr>
+        <w:rPr>
+          <w:rFonts w:ascii="Meiryo UI" w:eastAsia="Meiryo UI" w:hAnsi="Meiryo UI"/>
+        </w:rPr>
+      </w:pPr>
+      <w:r>
+        <w:rPr>
+          <w:rFonts w:ascii="Meiryo UI" w:eastAsia="Meiryo UI" w:hAnsi="Meiryo UI" w:hint="eastAsia"/>
+        </w:rPr>
+        <w:t>Example: BL/</w:t>
+      </w:r>
+      <w:r>
+        <w:rPr>
+          <w:rFonts w:ascii="Meiryo UI" w:eastAsia="Meiryo UI" w:hAnsi="Meiryo UI" w:hint="eastAsia"/>
+        </w:rPr>
+        <w:t>T1</w:t>
+      </w:r>
+      <w:r>
+        <w:rPr>
+          <w:rFonts w:ascii="Meiryo UI" w:eastAsia="Meiryo UI" w:hAnsi="Meiryo UI" w:hint="eastAsia"/>
+        </w:rPr>
+        <w:t xml:space="preserve"> (indicates a Blend </w:t>
+      </w:r>
+      <w:r>
+        <w:rPr>
+          <w:rFonts w:ascii="Meiryo UI" w:eastAsia="Meiryo UI" w:hAnsi="Meiryo UI" w:hint="eastAsia"/>
+        </w:rPr>
+        <w:t>Color Checker</w:t>
+      </w:r>
+      <w:r>
+        <w:rPr>
+          <w:rFonts w:ascii="Meiryo UI" w:eastAsia="Meiryo UI" w:hAnsi="Meiryo UI" w:hint="eastAsia"/>
+        </w:rPr>
+        <w:t>)</w:t>
+      </w:r>
+    </w:p>
+    <w:p>
+      <w:pPr>
+        <w:rPr>
+          <w:rFonts w:ascii="Meiryo UI" w:eastAsia="Meiryo UI" w:hAnsi="Meiryo UI" w:hint="eastAsia"/>
+        </w:rPr>
+      </w:pPr>
+    </w:p>
+    <w:p>
+      <w:pPr>
+        <w:rPr>
+          <w:rFonts w:ascii="Meiryo UI" w:eastAsia="Meiryo UI" w:hAnsi="Meiryo UI"/>
+        </w:rPr>
+      </w:pPr>
+      <w:r>
+        <w:rPr>
+          <w:rFonts w:ascii="Meiryo UI" w:eastAsia="Meiryo UI" w:hAnsi="Meiryo UI" w:hint="eastAsia"/>
           <w:b/>
           <w:bCs/>
         </w:rPr>
-      </w:pPr>
-      <w:r>
-        <w:rPr>
-          <w:rFonts w:ascii="Meiryo UI" w:eastAsia="Meiryo UI" w:hAnsi="Meiryo UI" w:hint="eastAsia"/>
+        <w:t>[Outside Brim]</w:t>
+      </w:r>
+      <w:r>
+        <w:rPr>
+          <w:noProof/>
+        </w:rPr>
+        <w:t xml:space="preserve"> </w:t>
+      </w:r>
+    </w:p>
+    <w:p>
+      <w:pPr>
+        <w:rPr>
+          <w:rFonts w:ascii="Meiryo UI" w:eastAsia="Meiryo UI" w:hAnsi="Meiryo UI"/>
+        </w:rPr>
+      </w:pPr>
+      <w:r>
+        <w:rPr>
+          <w:rFonts w:ascii="Meiryo UI" w:eastAsia="Meiryo UI" w:hAnsi="Meiryo UI"/>
+        </w:rPr>
+        <w:t>There are two types of Blend Filament models: Standard and Detail. The identification details for each are shown in the table below.</w:t>
+      </w:r>
+      <w:r>
+        <w:rPr>
+          <w:rFonts w:ascii="Meiryo UI" w:eastAsia="Meiryo UI" w:hAnsi="Meiryo UI" w:hint="eastAsia"/>
+        </w:rPr>
+        <w:t>.</w:t>
+      </w:r>
+    </w:p>
+    <w:p>
+      <w:r>
+        <w:rPr>
+          <w:noProof/>
+        </w:rPr>
+        <w:drawing>
+          <wp:inline distT="0" distB="0" distL="0" distR="0" wp14:anchorId="12FD37E4" wp14:editId="1755E645">
+            <wp:extent cx="2529840" cy="693420"/>
+            <wp:effectExtent l="0" t="0" r="3810" b="0"/>
+            <wp:docPr id="12" name="図 11">
+              <a:extLst xmlns:a="http://schemas.openxmlformats.org/drawingml/2006/main">
+                <a:ext uri="{FF2B5EF4-FFF2-40B4-BE49-F238E27FC236}">
+                  <a16:creationId xmlns:a16="http://schemas.microsoft.com/office/drawing/2014/main" id="{392BA458-994B-8B86-08BE-A2A16E1FB13B}"/>
+                </a:ext>
+              </a:extLst>
+            </wp:docPr>
+            <wp:cNvGraphicFramePr>
+              <a:graphicFrameLocks xmlns:a="http://schemas.openxmlformats.org/drawingml/2006/main" noChangeAspect="1"/>
+            </wp:cNvGraphicFramePr>
+            <a:graphic xmlns:a="http://schemas.openxmlformats.org/drawingml/2006/main">
+              <a:graphicData uri="http://schemas.openxmlformats.org/drawingml/2006/picture">
+                <pic:pic xmlns:pic="http://schemas.openxmlformats.org/drawingml/2006/picture">
+                  <pic:nvPicPr>
+                    <pic:cNvPr id="12" name="図 11">
+                      <a:extLst>
+                        <a:ext uri="{FF2B5EF4-FFF2-40B4-BE49-F238E27FC236}">
+                          <a16:creationId xmlns:a16="http://schemas.microsoft.com/office/drawing/2014/main" id="{392BA458-994B-8B86-08BE-A2A16E1FB13B}"/>
+                        </a:ext>
+                      </a:extLst>
+                    </pic:cNvPr>
+                    <pic:cNvPicPr>
+                      <a:picLocks noChangeAspect="1" noChangeArrowheads="1"/>
+                    </pic:cNvPicPr>
+                  </pic:nvPicPr>
+                  <pic:blipFill>
+                    <a:blip r:embed="rId16">
+                      <a:extLst>
+                        <a:ext uri="{28A0092B-C50C-407E-A947-70E740481C1C}">
+                          <a14:useLocalDpi xmlns:a14="http://schemas.microsoft.com/office/drawing/2010/main" val="0"/>
+                        </a:ext>
+                      </a:extLst>
+                    </a:blip>
+                    <a:srcRect/>
+                    <a:stretch>
+                      <a:fillRect/>
+                    </a:stretch>
+                  </pic:blipFill>
+                  <pic:spPr bwMode="auto">
+                    <a:xfrm>
+                      <a:off x="0" y="0"/>
+                      <a:ext cx="2529840" cy="693420"/>
+                    </a:xfrm>
+                    <a:prstGeom prst="rect">
+                      <a:avLst/>
+                    </a:prstGeom>
+                    <a:noFill/>
+                    <a:extLst>
+                      <a:ext uri="{909E8E84-426E-40DD-AFC4-6F175D3DCCD1}">
+                        <a14:hiddenFill xmlns:a14="http://schemas.microsoft.com/office/drawing/2010/main">
+                          <a:solidFill>
+                            <a:srgbClr val="FFFFFF"/>
+                          </a:solidFill>
+                        </a14:hiddenFill>
+                      </a:ext>
+                    </a:extLst>
+                  </pic:spPr>
+                </pic:pic>
+              </a:graphicData>
+            </a:graphic>
+          </wp:inline>
+        </w:drawing>
+      </w:r>
+    </w:p>
+    <w:p/>
+    <w:p>
+      <w:pPr>
+        <w:pStyle w:val="1"/>
+        <w:rPr>
+          <w:rFonts w:ascii="Meiryo UI" w:eastAsia="Meiryo UI" w:hAnsi="Meiryo UI"/>
+        </w:rPr>
+      </w:pPr>
+      <w:r>
+        <w:rPr>
+          <w:rFonts w:ascii="Meiryo UI" w:eastAsia="Meiryo UI" w:hAnsi="Meiryo UI" w:hint="eastAsia"/>
+        </w:rPr>
+        <w:t>5. Gradient Filament</w:t>
+      </w:r>
+      <w:bookmarkEnd w:id="2"/>
+    </w:p>
+    <w:p>
+      <w:pPr>
+        <w:rPr>
+          <w:rFonts w:ascii="Meiryo UI" w:eastAsia="Meiryo UI" w:hAnsi="Meiryo UI"/>
+        </w:rPr>
+      </w:pPr>
+      <w:r>
+        <w:rPr>
+          <w:rFonts w:ascii="Meiryo UI" w:eastAsia="Meiryo UI" w:hAnsi="Meiryo UI" w:hint="eastAsia"/>
+        </w:rPr>
+        <w:t>Gradient Filament provides multiple color curves for different color combinations, with models available in different cycle counts. Each model also has a recommended insertion direction.</w:t>
+      </w:r>
+    </w:p>
+    <w:p>
+      <w:pPr>
+        <w:rPr>
+          <w:rFonts w:ascii="Meiryo UI" w:eastAsia="Meiryo UI" w:hAnsi="Meiryo UI"/>
+        </w:rPr>
+      </w:pPr>
+      <w:r>
+        <w:rPr>
+          <w:rFonts w:ascii="Meiryo UI" w:eastAsia="Meiryo UI" w:hAnsi="Meiryo UI" w:hint="eastAsia"/>
+        </w:rPr>
+        <w:t>Because more information is required, the outside brim contains two rows of text.</w:t>
+      </w:r>
+    </w:p>
+    <w:p>
+      <w:pPr>
+        <w:rPr>
+          <w:rFonts w:ascii="Meiryo UI" w:eastAsia="Meiryo UI" w:hAnsi="Meiryo UI"/>
+        </w:rPr>
+      </w:pPr>
+    </w:p>
+    <w:p>
+      <w:pPr>
+        <w:rPr>
+          <w:rFonts w:ascii="Meiryo UI" w:eastAsia="Meiryo UI" w:hAnsi="Meiryo UI"/>
           <w:b/>
           <w:bCs/>
         </w:rPr>
+      </w:pPr>
+      <w:r>
+        <w:rPr>
+          <w:rFonts w:ascii="Meiryo UI" w:eastAsia="Meiryo UI" w:hAnsi="Meiryo UI" w:hint="eastAsia"/>
+          <w:b/>
+          <w:bCs/>
+        </w:rPr>
+        <w:t>[Inside Brim]</w:t>
+      </w:r>
+    </w:p>
+    <w:p>
+      <w:pPr>
+        <w:rPr>
+          <w:rFonts w:ascii="Meiryo UI" w:eastAsia="Meiryo UI" w:hAnsi="Meiryo UI"/>
+        </w:rPr>
+      </w:pPr>
+      <w:r>
+        <w:rPr>
+          <w:rFonts w:ascii="Meiryo UI" w:eastAsia="Meiryo UI" w:hAnsi="Meiryo UI" w:hint="eastAsia"/>
+        </w:rPr>
+        <w:t>The series abbreviation “GR” is followed by “/” and the size name. On early models, the series abbreviation and “/” are omitted.</w:t>
+      </w:r>
+    </w:p>
+    <w:p>
+      <w:pPr>
+        <w:rPr>
+          <w:rFonts w:ascii="Meiryo UI" w:eastAsia="Meiryo UI" w:hAnsi="Meiryo UI"/>
+        </w:rPr>
+      </w:pPr>
+      <w:r>
+        <w:rPr>
+          <w:rFonts w:ascii="Meiryo UI" w:eastAsia="Meiryo UI" w:hAnsi="Meiryo UI" w:hint="eastAsia"/>
+        </w:rPr>
+        <w:t>The notation follows the same format as Blend Filament.</w:t>
+      </w:r>
+    </w:p>
+    <w:p>
+      <w:pPr>
+        <w:rPr>
+          <w:rFonts w:ascii="Meiryo UI" w:eastAsia="Meiryo UI" w:hAnsi="Meiryo UI"/>
+        </w:rPr>
+      </w:pPr>
+      <w:r>
+        <w:rPr>
+          <w:rFonts w:ascii="Meiryo UI" w:eastAsia="Meiryo UI" w:hAnsi="Meiryo UI" w:hint="eastAsia"/>
+        </w:rPr>
+        <w:t>Example: GR/S4b (indicates a Gradient Filament S4 Beta model)</w:t>
+      </w:r>
+    </w:p>
+    <w:p>
+      <w:pPr>
+        <w:rPr>
+          <w:rFonts w:ascii="Meiryo UI" w:eastAsia="Meiryo UI" w:hAnsi="Meiryo UI"/>
+          <w:b/>
+          <w:bCs/>
+        </w:rPr>
+      </w:pPr>
+      <w:r>
+        <w:rPr>
+          <w:rFonts w:ascii="Meiryo UI" w:eastAsia="Meiryo UI" w:hAnsi="Meiryo UI" w:hint="eastAsia"/>
+          <w:b/>
+          <w:bCs/>
+        </w:rPr>
         <w:t>[Outside Brim]</w:t>
       </w:r>
     </w:p>
@@ -1127,21 +1330,7 @@
         <w:rPr>
           <w:rFonts w:ascii="Meiryo UI" w:eastAsia="Meiryo UI" w:hAnsi="Meiryo UI" w:hint="eastAsia"/>
         </w:rPr>
-        <w:t xml:space="preserve">Vvd-.5cyc (the arrow indicates the </w:t>
-      </w:r>
-      <w:proofErr w:type="gramStart"/>
-      <w:r>
-        <w:rPr>
-          <w:rFonts w:ascii="Meiryo UI" w:eastAsia="Meiryo UI" w:hAnsi="Meiryo UI" w:hint="eastAsia"/>
-        </w:rPr>
-        <w:t>insertion direction</w:t>
-      </w:r>
-      <w:proofErr w:type="gramEnd"/>
-      <w:r>
-        <w:rPr>
-          <w:rFonts w:ascii="Meiryo UI" w:eastAsia="Meiryo UI" w:hAnsi="Meiryo UI" w:hint="eastAsia"/>
-        </w:rPr>
-        <w:t>, and the lower row indicates a 0.5-cycle gradient using the Vivid color curve)</w:t>
+        <w:t>Vvd-.5cyc (the arrow indicates the insertion direction, and the lower row indicates a 0.5-cycle gradient using the Vivid color curve)</w:t>
       </w:r>
     </w:p>
     <w:p>
@@ -1209,7 +1398,7 @@
                           </pic:cNvPicPr>
                         </pic:nvPicPr>
                         <pic:blipFill>
-                          <a:blip r:embed="rId16">
+                          <a:blip r:embed="rId17">
                             <a:extLst>
                               <a:ext uri="{28A0092B-C50C-407E-A947-70E740481C1C}">
                                 <a14:useLocalDpi xmlns:a14="http://schemas.microsoft.com/office/drawing/2010/main" val="0"/>
@@ -1255,7 +1444,7 @@
                           </pic:cNvPicPr>
                         </pic:nvPicPr>
                         <pic:blipFill>
-                          <a:blip r:embed="rId17">
+                          <a:blip r:embed="rId18">
                             <a:extLst>
                               <a:ext uri="{28A0092B-C50C-407E-A947-70E740481C1C}">
                                 <a14:useLocalDpi xmlns:a14="http://schemas.microsoft.com/office/drawing/2010/main" val="0"/>
@@ -1301,7 +1490,7 @@
                           </pic:cNvPicPr>
                         </pic:nvPicPr>
                         <pic:blipFill>
-                          <a:blip r:embed="rId18">
+                          <a:blip r:embed="rId19">
                             <a:extLst>
                               <a:ext uri="{28A0092B-C50C-407E-A947-70E740481C1C}">
                                 <a14:useLocalDpi xmlns:a14="http://schemas.microsoft.com/office/drawing/2010/main" val="0"/>
@@ -1343,13 +1532,13 @@
             <w:pict>
               <v:group w14:anchorId="339F15F3" id="グループ化 19" o:spid="_x0000_s1026" style="position:absolute;margin-left:0;margin-top:0;width:474.15pt;height:135.35pt;z-index:251661312" coordsize="60690,18180" o:gfxdata="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">
                 <v:shape id="図 1734450438" o:spid="_x0000_s1027" type="#_x0000_t75" style="position:absolute;left:20126;width:19941;height:18180;visibility:visible;mso-wrap-style:square" o:gfxdata="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">
-                  <v:imagedata r:id="rId19" o:title=""/>
+                  <v:imagedata r:id="rId20" o:title=""/>
                 </v:shape>
                 <v:shape id="図 854454696" o:spid="_x0000_s1028" type="#_x0000_t75" style="position:absolute;top:165;width:19559;height:6655;visibility:visible;mso-wrap-style:square" o:gfxdata="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">
-                  <v:imagedata r:id="rId20" o:title=""/>
+                  <v:imagedata r:id="rId21" o:title=""/>
                 </v:shape>
                 <v:shape id="図 459134710" o:spid="_x0000_s1029" type="#_x0000_t75" style="position:absolute;left:40750;width:19940;height:13678;visibility:visible;mso-wrap-style:square" o:gfxdata="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">
-                  <v:imagedata r:id="rId21" o:title=""/>
+                  <v:imagedata r:id="rId22" o:title=""/>
                 </v:shape>
               </v:group>
             </w:pict>
@@ -1415,6 +1604,7 @@
           <w:b/>
           <w:bCs/>
         </w:rPr>
+        <w:lastRenderedPageBreak/>
         <w:t>6. New Series Preview</w:t>
       </w:r>
     </w:p>
@@ -1550,15 +1740,11 @@
         <w:pStyle w:val="1"/>
         <w:rPr>
           <w:rFonts w:ascii="Meiryo UI" w:eastAsia="Meiryo UI" w:hAnsi="Meiryo UI"/>
-          <w:b/>
-          <w:bCs/>
-        </w:rPr>
-      </w:pPr>
-      <w:r>
-        <w:rPr>
-          <w:rFonts w:ascii="Meiryo UI" w:eastAsia="Meiryo UI" w:hAnsi="Meiryo UI" w:hint="eastAsia"/>
-          <w:b/>
-          <w:bCs/>
+        </w:rPr>
+      </w:pPr>
+      <w:r>
+        <w:rPr>
+          <w:rFonts w:ascii="Meiryo UI" w:eastAsia="Meiryo UI" w:hAnsi="Meiryo UI" w:hint="eastAsia"/>
         </w:rPr>
         <w:t>7. Handling the Brim</w:t>
       </w:r>
